--- a/Lumbee_RIVR_Tech_IRU_Package/02_Core_Agreements/05_TBCP_Grant_Compliance_and_Federal_Interest_Addendum.docx
+++ b/Lumbee_RIVR_Tech_IRU_Package/02_Core_Agreements/05_TBCP_Grant_Compliance_and_Federal_Interest_Addendum.docx
@@ -261,7 +261,7 @@
           <w:b w:val="0"/>
           <w:i w:val="0"/>
         </w:rPr>
-        <w:t>This TBCP Grant Compliance and Federal Interest Addendum (this “Addendum”) is Addendum 05 to, and is incorporated by reference into, the Core Agreements (the “Agreement”) between Lumbee Tribe of North Carolina (the “Tribe”), or a wholly owned Tribal entity or Tribally chartered instrumentality designated by the Tribe, and LREMC Technologies, LLC d/b/a RIVR Tech (“RIVR Tech”). This Addendum is the compliance backbone of the transaction. Its purpose is to ensure that the IRU, the operation of the Tribal Assets, and every payment and activity under the Agreement remain consistent with the Tribal Broadband Connectivity Program (TBCP) Award and all applicable federal requirements. Every major provision cites the controlling authority.</w:t>
+        <w:t>This TBCP Grant Compliance and Federal Interest Addendum (this “Addendum”) is Addendum 05 to, and is incorporated by reference into, the Core Agreements (the “Agreement”) between Lumbee Tribe of North Carolina (the “Lumbee Tribe”), or a wholly owned Tribal entity or Tribally chartered instrumentality designated by the Lumbee Tribe, and LREMC Technologies, LLC d/b/a RIVR Tech (“RIVR Tech”). This Addendum is the compliance backbone of the transaction. Its purpose is to ensure that the IRU, the operation of the Tribal Assets, and every payment and activity under the Agreement remain consistent with the Tribal Broadband Connectivity Program (TBCP) Award and all applicable federal requirements. Every major provision cites the controlling authority.</w:t>
       </w:r>
     </w:p>
     <w:p/>
@@ -325,7 +325,7 @@
           <w:b w:val="0"/>
           <w:i w:val="0"/>
         </w:rPr>
-        <w:t>The Tribal Assets are funded, in whole or in part, under the TBCP administered by the National Telecommunications and Information Administration (NTIA), pursuant to the TBCP Round 3 Notice of Funding Opportunity (NTIA, June 2026), the TBCP Round 3 Infrastructure Deployment Application Guidance (NTIA, 2026), and the executed award, including the NTIA Standard Terms and Conditions and Specific Award Conditions (collectively, the “Award”). The program is authorized by the Infrastructure Investment and Jobs Act, Pub. L. 117-58 (2021), and Consolidated Appropriations Act, 2021, Pub. L. 116-260. The Tribe is the TBCP grant RECIPIENT and the owner of the grant-funded infrastructure, and retains title thereto.</w:t>
+        <w:t>The Tribal Assets are funded, in whole or in part, under the TBCP administered by the National Telecommunications and Information Administration (NTIA), pursuant to the TBCP Round 3 Notice of Funding Opportunity (NTIA, June 2026), the TBCP Round 3 Infrastructure Deployment Application Guidance (NTIA, 2026), and the executed award, including the NTIA Standard Terms and Conditions and Specific Award Conditions (collectively, the “Award”). The program is authorized by the Infrastructure Investment and Jobs Act, Pub. L. 117-58 (2021), and Consolidated Appropriations Act, 2021, Pub. L. 116-260. The Lumbee Tribe is the TBCP grant RECIPIENT and the owner of the grant-funded infrastructure, and retains title thereto.</w:t>
       </w:r>
     </w:p>
     <w:p>
@@ -349,7 +349,7 @@
           <w:b w:val="0"/>
           <w:i w:val="0"/>
         </w:rPr>
-        <w:t>The Tribe’s eligibility for the TBCP depends on its status under federal law. The Lumbee Act of 1956, Pub. L. 84-570, 70 Stat. 254 (federal-recognition status affecting TBCP eligibility) recognized the Lumbee people but has historically been construed to withhold the full federal-Indian benefits and services relationship, which bears directly on TBCP eligibility, the nature of any trust or Federal Interest, and the applicability of certain federal-Indian program authorities. Nothing in the Agreement or this Addendum determines that status; the Parties rely on the eligibility basis stated in the Award.</w:t>
+        <w:t>The Lumbee Tribe’s eligibility for the TBCP depends on its status under federal law. The Lumbee Act of 1956, Pub. L. 84-570, 70 Stat. 254 (federal-recognition status affecting TBCP eligibility) recognized the Lumbee people but has historically been construed to withhold the full federal-Indian benefits and services relationship, which bears directly on TBCP eligibility, the nature of any trust or Federal Interest, and the applicability of certain federal-Indian program authorities. Nothing in the Agreement or this Addendum determines that status; the Parties rely on the eligibility basis stated in the Award.</w:t>
       </w:r>
     </w:p>
     <w:p>
@@ -450,7 +450,7 @@
           <w:b w:val="0"/>
           <w:i w:val="0"/>
         </w:rPr>
-        <w:t>The Tribal Assets are property acquired or improved with federal funds and are subject to the property-management standards of 2 CFR 200.313 (Equipment — use, management, and disposition) (equipment) and 2 CFR 200.311 (Real property — use, encumbrance, and disposition) (real property), as applicable to each asset class, together with 2 CFR 200.315 (Intangible property) for intangible property such as software and IRUs held by the Tribe. The Tribe shall use the Tribal Assets for the authorized TBCP purpose for the duration of the Federal Interest.</w:t>
+        <w:t>The Tribal Assets are property acquired or improved with federal funds and are subject to the property-management standards of 2 CFR 200.313 (Equipment — use, management, and disposition) (equipment) and 2 CFR 200.311 (Real property — use, encumbrance, and disposition) (real property), as applicable to each asset class, together with 2 CFR 200.315 (Intangible property) for intangible property such as software and IRUs held by the Lumbee Tribe. The Lumbee Tribe shall use the Tribal Assets for the authorized TBCP purpose for the duration of the Federal Interest.</w:t>
       </w:r>
     </w:p>
     <w:p>
@@ -489,7 +489,7 @@
           <w:color w:val="000000"/>
           <w:sz w:val="22"/>
         </w:rPr>
-        <w:t>2.3  Title Retained by the Tribe</w:t>
+        <w:t>2.3  Title Retained by the Lumbee Tribe</w:t>
       </w:r>
     </w:p>
     <w:p>
@@ -498,7 +498,7 @@
           <w:b w:val="0"/>
           <w:i w:val="0"/>
         </w:rPr>
-        <w:t>Title to the Tribal Assets vests in and remains with the Tribe at all times. The IRU conveys a right to use capacity, not title; nothing in the Agreement transfers, or may be construed to transfer, ownership of the Tribal Assets to RIVR Tech. The clear demarcation between the Tribal Assets and the RIVR Tech Existing Network is maintained in Exhibit K.</w:t>
+        <w:t>Title to the Tribal Assets vests in and remains with the Lumbee Tribe at all times. The IRU conveys a right to use capacity, not title; nothing in the Agreement transfers, or may be construed to transfer, ownership of the Tribal Assets to RIVR Tech. The clear demarcation between the Tribal Assets and the RIVR Tech Existing Network is maintained in Exhibit K.</w:t>
       </w:r>
     </w:p>
     <w:p>
@@ -522,7 +522,7 @@
           <w:b w:val="0"/>
           <w:i w:val="0"/>
         </w:rPr>
-        <w:t>The Tribe shall maintain property records for the Tribal Assets meeting 2 CFR 200.313 (Equipment — use, management, and disposition)(d), including a description of the property, a serial or other identification number, the source of funding (including the TBCP award identification number), who holds title, the acquisition date and cost, the federal share of the cost, location, use and condition, and ultimate disposition data. A physical inventory shall be reconciled to the records at least once every two years. The asset inventory and demarcation schedule are maintained in Exhibit K, to which this Article cross-refers.</w:t>
+        <w:t>The Lumbee Tribe shall maintain property records for the Tribal Assets meeting 2 CFR 200.313 (Equipment — use, management, and disposition)(d), including a description of the property, a serial or other identification number, the source of funding (including the TBCP award identification number), who holds title, the acquisition date and cost, the federal share of the cost, location, use and condition, and ultimate disposition data. A physical inventory shall be reconciled to the records at least once every two years. The asset inventory and demarcation schedule are maintained in Exhibit K, to which this Article cross-refers.</w:t>
       </w:r>
     </w:p>
     <w:p>
@@ -541,7 +541,7 @@
           <w:i/>
           <w:color w:val="595959"/>
         </w:rPr>
-        <w:t>Confirm which Party physically maintains the inventory and who bears the every-two-year reconciliation duty; the recordkeeping obligation is the recipient Tribe’s and may be delegated to RIVR Tech only by written flow-down.</w:t>
+        <w:t>Confirm which Party physically maintains the inventory and who bears the every-two-year reconciliation duty; the recordkeeping obligation is the recipient Lumbee Tribe’s and may be delegated to RIVR Tech only by written flow-down.</w:t>
       </w:r>
     </w:p>
     <w:p>
@@ -604,7 +604,7 @@
           <w:b w:val="0"/>
           <w:i w:val="0"/>
         </w:rPr>
-        <w:t>Whether RIVR Tech is a “subrecipient” or a “contractor” (vendor) of the Tribe with respect to TBCP funds is governed by 2 CFR 200.331 (Subrecipient and contractor determinations). The determination is based on the substance of the relationship, not its label. The characterization has significant consequences: a subrecipient is subject to the full suite of federal award requirements and the Tribe must monitor it as a pass-through entity under 2 CFR 200.332 (Requirements for pass-through entities); a contractor is procured under the procurement standards (Article 4) and is generally subject only to the contract terms and specific flow-down clauses.</w:t>
+        <w:t>Whether RIVR Tech is a “subrecipient” or a “contractor” (vendor) of the Lumbee Tribe with respect to TBCP funds is governed by 2 CFR 200.331 (Subrecipient and contractor determinations). The determination is based on the substance of the relationship, not its label. The characterization has significant consequences: a subrecipient is subject to the full suite of federal award requirements and the Lumbee Tribe must monitor it as a pass-through entity under 2 CFR 200.332 (Requirements for pass-through entities); a contractor is procured under the procurement standards (Article 4) and is generally subject only to the contract terms and specific flow-down clauses.</w:t>
       </w:r>
     </w:p>
     <w:p>
@@ -977,7 +977,7 @@
                 <w:i w:val="0"/>
                 <w:sz w:val="16"/>
               </w:rPr>
-              <w:t>Programmatic decisions (service area, priorities, program-income use) rest with the Tribe as recipient; RIVR Tech operates as a competitive commercial provider.</w:t>
+              <w:t>Programmatic decisions (service area, priorities, program-income use) rest with the Lumbee Tribe as recipient; RIVR Tech operates as a competitive commercial provider.</w:t>
             </w:r>
           </w:p>
         </w:tc>
@@ -1063,7 +1063,7 @@
                 <w:i w:val="0"/>
                 <w:sz w:val="16"/>
               </w:rPr>
-              <w:t>The Tribe, as recipient, is responsible for program compliance; RIVR Tech’s operating role is ancillary and is bound only through flow-down terms.</w:t>
+              <w:t>The Lumbee Tribe, as recipient, is responsible for program compliance; RIVR Tech’s operating role is ancillary and is bound only through flow-down terms.</w:t>
             </w:r>
           </w:p>
         </w:tc>
@@ -1146,7 +1146,7 @@
                 <w:i w:val="0"/>
                 <w:sz w:val="16"/>
               </w:rPr>
-              <w:t>The Tribe carries out the public broadband program; RIVR Tech provides operating services under the IRU. Note the Tribe does receive the benefit of the operating services — a factor to weigh, though not dispositive.</w:t>
+              <w:t>The Lumbee Tribe carries out the public broadband program; RIVR Tech provides operating services under the IRU. Note the Lumbee Tribe does receive the benefit of the operating services — a factor to weigh, though not dispositive.</w:t>
             </w:r>
           </w:p>
         </w:tc>
@@ -1217,7 +1217,7 @@
           <w:b w:val="0"/>
           <w:i w:val="0"/>
         </w:rPr>
-        <w:t>Implications either way. If RIVR Tech is a CONTRACTOR: the Tribe must have procured it consistent with 2 CFR 200.317–200.327 (Procurement standards), and only specific federal clauses flow down (Article 11). If RIVR Tech is instead a SUBRECIPIENT: the Tribe becomes a pass-through entity under 2 CFR 200.332 (Requirements for pass-through entities) and must, among other things, provide a subaward with required data elements, conduct a risk assessment, impose subrecipient monitoring, verify audit status, and flow down the full applicable requirements. The two paths carry materially different monitoring, audit, and documentation burdens; the choice must be deliberate and documented.</w:t>
+        <w:t>Implications either way. If RIVR Tech is a CONTRACTOR: the Lumbee Tribe must have procured it consistent with 2 CFR 200.317–200.327 (Procurement standards), and only specific federal clauses flow down (Article 11). If RIVR Tech is instead a SUBRECIPIENT: the Lumbee Tribe becomes a pass-through entity under 2 CFR 200.332 (Requirements for pass-through entities) and must, among other things, provide a subaward with required data elements, conduct a risk assessment, impose subrecipient monitoring, verify audit status, and flow down the full applicable requirements. The two paths carry materially different monitoring, audit, and documentation burdens; the choice must be deliberate and documented.</w:t>
       </w:r>
     </w:p>
     <w:p>
@@ -1256,7 +1256,7 @@
           <w:b w:val="0"/>
           <w:i w:val="0"/>
         </w:rPr>
-        <w:t>To the extent the Tribe uses TBCP funds to procure property or services (including RIVR Tech’s services, if characterized as a contractor), the procurement must comply with 2 CFR 200.317–200.327 (Procurement standards).</w:t>
+        <w:t>To the extent the Lumbee Tribe uses TBCP funds to procure property or services (including RIVR Tech’s services, if characterized as a contractor), the procurement must comply with 2 CFR 200.317–200.327 (Procurement standards).</w:t>
       </w:r>
     </w:p>
     <w:p>
@@ -1280,7 +1280,7 @@
           <w:b w:val="0"/>
           <w:i w:val="0"/>
         </w:rPr>
-        <w:t>Procurements must provide full and open competition consistent with 2 CFR 200.319 (Competition) and use an appropriate method of procurement under 2 CFR 200.320 (Methods of procurement). Where a noncompetitive (sole-source) procurement is asserted — for example, on the basis of RIVR Tech’s unique existing middle-mile assets — the Tribe must document that one of the limited circumstances permitting noncompetitive procurement is met and, where required, obtain awarding-agency approval.</w:t>
+        <w:t>Procurements must provide full and open competition consistent with 2 CFR 200.319 (Competition) and use an appropriate method of procurement under 2 CFR 200.320 (Methods of procurement). Where a noncompetitive (sole-source) procurement is asserted — for example, on the basis of RIVR Tech’s unique existing middle-mile assets — the Lumbee Tribe must document that one of the limited circumstances permitting noncompetitive procurement is met and, where required, obtain awarding-agency approval.</w:t>
       </w:r>
     </w:p>
     <w:p>
@@ -1347,7 +1347,7 @@
           <w:b w:val="0"/>
           <w:i w:val="0"/>
         </w:rPr>
-        <w:t>The Tribe shall maintain and enforce written conflict-of-interest and, if applicable, organizational-conflict-of-interest standards consistent with 2 CFR 200.318(c) and 2 CFR 200.112 (Conflict of interest), and shall make the mandatory disclosures required by 2 CFR 200.113 (Mandatory disclosures). Any relationship between the Tribe, its officials, RIVR Tech, and the parent cooperative that could present a conflict must be disclosed and managed.</w:t>
+        <w:t>The Lumbee Tribe shall maintain and enforce written conflict-of-interest and, if applicable, organizational-conflict-of-interest standards consistent with 2 CFR 200.318(c) and 2 CFR 200.112 (Conflict of interest), and shall make the mandatory disclosures required by 2 CFR 200.113 (Mandatory disclosures). Any relationship between the Lumbee Tribe, its officials, RIVR Tech, and the parent cooperative that could present a conflict must be disclosed and managed.</w:t>
       </w:r>
     </w:p>
     <w:p>
@@ -1366,7 +1366,7 @@
           <w:i/>
           <w:color w:val="595959"/>
         </w:rPr>
-        <w:t>Map any overlapping officials, ownership, or affiliations between the Tribe, RIVR Tech, and LREMC / the parent cooperative, and confirm the COI safeguards.</w:t>
+        <w:t>Map any overlapping officials, ownership, or affiliations between the Lumbee Tribe, RIVR Tech, and LREMC / the parent cooperative, and confirm the COI safeguards.</w:t>
       </w:r>
     </w:p>
     <w:p>
@@ -1390,7 +1390,7 @@
           <w:b w:val="0"/>
           <w:i w:val="0"/>
         </w:rPr>
-        <w:t>Neither RIVR Tech nor any subcontractor may be debarred, suspended, or otherwise excluded, consistent with 2 CFR Part 180 and 2 CFR Part 1327 (Governmentwide debarment and suspension — DOC/NTIA adoption). The Tribe shall verify exclusion status (e.g., via SAM.gov) before award and flow down the requirement to lower tiers.</w:t>
+        <w:t>Neither RIVR Tech nor any subcontractor may be debarred, suspended, or otherwise excluded, consistent with 2 CFR Part 180 and 2 CFR Part 1327 (Governmentwide debarment and suspension — DOC/NTIA adoption). The Lumbee Tribe shall verify exclusion status (e.g., via SAM.gov) before award and flow down the requirement to lower tiers.</w:t>
       </w:r>
     </w:p>
     <w:p>
@@ -1414,7 +1414,7 @@
           <w:b w:val="0"/>
           <w:i w:val="0"/>
         </w:rPr>
-        <w:t>Revenue generated by the Tribal Assets may constitute Program Income under 2 CFR 200.307 (Program income). Program income must be identified, accounted for, and applied under the method (deduction, addition, or cost sharing/matching) specified or approved by NTIA in the Award, both during and (if required) after the period of performance. The Financial and Revenue-Sharing Schedule (Deliverable 5) is structured so the Tribe can trace, account for, and report program income, but the Award’s program-income terms control over any commercial payment mechanic.</w:t>
+        <w:t>Revenue generated by the Tribal Assets may constitute Program Income under 2 CFR 200.307 (Program income). Program income must be identified, accounted for, and applied under the method (deduction, addition, or cost sharing/matching) specified or approved by NTIA in the Award, both during and (if required) after the period of performance. The Financial and Revenue-Sharing Schedule (Deliverable 5) is structured so the Lumbee Tribe can trace, account for, and report program income, but the Award’s program-income terms control over any commercial payment mechanic.</w:t>
       </w:r>
     </w:p>
     <w:p>
@@ -1433,7 +1433,7 @@
           <w:i/>
           <w:color w:val="595959"/>
         </w:rPr>
-        <w:t>Grant counsel must fix the program-income method and its post-period-of-performance treatment; this drives how the Tribe may use its revenue share.</w:t>
+        <w:t>Grant counsel must fix the program-income method and its post-period-of-performance treatment; this drives how the Lumbee Tribe may use its revenue share.</w:t>
       </w:r>
     </w:p>
     <w:p>
@@ -1742,7 +1742,7 @@
           <w:b w:val="0"/>
           <w:i w:val="0"/>
         </w:rPr>
-        <w:t xml:space="preserve">The Tribe, RIVR Tech, and their subcontractors shall provide the awarding agency, the Inspector General, the Comptroller General, and their authorized representatives access to records and the right to audit under 2 CFR 200.334–200.337 (Record retention and access; three-year retention), including the access provisions equivalent to 2 CFR 200.337. A non-federal entity that expends </w:t>
+        <w:t xml:space="preserve">The Lumbee Tribe, RIVR Tech, and their subcontractors shall provide the awarding agency, the Inspector General, the Comptroller General, and their authorized representatives access to records and the right to audit under 2 CFR 200.334–200.337 (Record retention and access; three-year retention), including the access provisions equivalent to 2 CFR 200.337. A non-federal entity that expends </w:t>
       </w:r>
       <w:r>
         <w:rPr>
@@ -1806,7 +1806,7 @@
           <w:b w:val="0"/>
           <w:i w:val="0"/>
         </w:rPr>
-        <w:t>The Tribe (with RIVR Tech’s cooperation and data) shall submit the reports required by the Award, including semi-annual financial and technical/performance progress reports and an annual performance report, and any additional reporting specified in the NTIA Standard Terms and Conditions and Specific Award Conditions. RIVR Tech shall provide complete and accurate data on the schedule needed for the Tribe to meet each federal deadline.</w:t>
+        <w:t>The Lumbee Tribe (with RIVR Tech’s cooperation and data) shall submit the reports required by the Award, including semi-annual financial and technical/performance progress reports and an annual performance report, and any additional reporting specified in the NTIA Standard Terms and Conditions and Specific Award Conditions. RIVR Tech shall provide complete and accurate data on the schedule needed for the Lumbee Tribe to meet each federal deadline.</w:t>
       </w:r>
     </w:p>
     <w:p>
@@ -1873,7 +1873,7 @@
           <w:b w:val="0"/>
           <w:i w:val="0"/>
         </w:rPr>
-        <w:t>The federal government and the Tribe retain the right to enter, inspect, and observe the Tribal Assets and related records to verify compliance, on reasonable notice, throughout the Federal Interest period.</w:t>
+        <w:t>The federal government and the Lumbee Tribe retain the right to enter, inspect, and observe the Tribal Assets and related records to verify compliance, on reasonable notice, throughout the Federal Interest period.</w:t>
       </w:r>
     </w:p>
     <w:p>
@@ -2029,7 +2029,7 @@
           <w:b w:val="0"/>
           <w:i w:val="0"/>
         </w:rPr>
-        <w:t>Noncompliance with the Award or federal requirements may result in the remedies available under 2 CFR 200.339–200.343 (Remedies for noncompliance; termination), including temporarily withholding payments, disallowing costs, suspending or terminating the award, and other legal remedies. RIVR Tech shall indemnify and cooperate with the Tribe to cure any noncompliance attributable to RIVR Tech, and a disallowance or clawback caused by RIVR Tech’s act or omission is allocable to RIVR Tech.</w:t>
+        <w:t>Noncompliance with the Award or federal requirements may result in the remedies available under 2 CFR 200.339–200.343 (Remedies for noncompliance; termination), including temporarily withholding payments, disallowing costs, suspending or terminating the award, and other legal remedies. RIVR Tech shall indemnify and cooperate with the Lumbee Tribe to cure any noncompliance attributable to RIVR Tech, and a disallowance or clawback caused by RIVR Tech’s act or omission is allocable to RIVR Tech.</w:t>
       </w:r>
     </w:p>
     <w:p>
@@ -2072,7 +2072,7 @@
           <w:b w:val="0"/>
           <w:i w:val="0"/>
         </w:rPr>
-        <w:t>RIVR Tech shall include, in every subcontract and lower-tier agreement relating to the Tribal Assets, the federal terms required by the Award and 2 CFR Part 200 (Uniform Administrative Requirements, Cost Principles, and Audit Requirements for Federal Awards) — including property management, BABA and §889 prohibitions, domestic preference, debarment/suspension, conflict-of-interest, record retention and audit access, environmental and historic-preservation, and remedies provisions — and shall bind its subcontractors to them so the Tribe’s and the federal government’s rights are preserved down the chain.</w:t>
+        <w:t>RIVR Tech shall include, in every subcontract and lower-tier agreement relating to the Tribal Assets, the federal terms required by the Award and 2 CFR Part 200 (Uniform Administrative Requirements, Cost Principles, and Audit Requirements for Federal Awards) — including property management, BABA and §889 prohibitions, domestic preference, debarment/suspension, conflict-of-interest, record retention and audit access, environmental and historic-preservation, and remedies provisions — and shall bind its subcontractors to them so the Lumbee Tribe’s and the federal government’s rights are preserved down the chain.</w:t>
       </w:r>
     </w:p>
     <w:p>
@@ -2263,7 +2263,7 @@
                 <w:i w:val="0"/>
                 <w:sz w:val="15"/>
               </w:rPr>
-              <w:t>Tribe (recipient)</w:t>
+              <w:t>Lumbee Tribe (recipient)</w:t>
             </w:r>
           </w:p>
         </w:tc>
@@ -2332,7 +2332,7 @@
                 <w:i w:val="0"/>
                 <w:sz w:val="15"/>
               </w:rPr>
-              <w:t>Tribe; RIVR Tech (data)</w:t>
+              <w:t>Lumbee Tribe; RIVR Tech (data)</w:t>
             </w:r>
           </w:p>
         </w:tc>
@@ -2399,7 +2399,7 @@
                 <w:i w:val="0"/>
                 <w:sz w:val="15"/>
               </w:rPr>
-              <w:t>Tribe + NTIA approval</w:t>
+              <w:t>Lumbee Tribe + NTIA approval</w:t>
             </w:r>
           </w:p>
         </w:tc>
@@ -2468,7 +2468,7 @@
                 <w:i w:val="0"/>
                 <w:sz w:val="15"/>
               </w:rPr>
-              <w:t>RIVR Tech / Tribe</w:t>
+              <w:t>RIVR Tech / Lumbee Tribe</w:t>
             </w:r>
           </w:p>
         </w:tc>
@@ -2535,7 +2535,7 @@
                 <w:i w:val="0"/>
                 <w:sz w:val="15"/>
               </w:rPr>
-              <w:t>Tribe + grant counsel</w:t>
+              <w:t>Lumbee Tribe + grant counsel</w:t>
             </w:r>
           </w:p>
         </w:tc>
@@ -2604,7 +2604,7 @@
                 <w:i w:val="0"/>
                 <w:sz w:val="15"/>
               </w:rPr>
-              <w:t>Tribe</w:t>
+              <w:t>Lumbee Tribe</w:t>
             </w:r>
           </w:p>
         </w:tc>
@@ -2671,7 +2671,7 @@
                 <w:i w:val="0"/>
                 <w:sz w:val="15"/>
               </w:rPr>
-              <w:t>Tribe</w:t>
+              <w:t>Lumbee Tribe</w:t>
             </w:r>
           </w:p>
         </w:tc>
@@ -2740,7 +2740,7 @@
                 <w:i w:val="0"/>
                 <w:sz w:val="15"/>
               </w:rPr>
-              <w:t>Tribe</w:t>
+              <w:t>Lumbee Tribe</w:t>
             </w:r>
           </w:p>
         </w:tc>
@@ -2807,7 +2807,7 @@
                 <w:i w:val="0"/>
                 <w:sz w:val="15"/>
               </w:rPr>
-              <w:t>Tribe; RIVR Tech</w:t>
+              <w:t>Lumbee Tribe; RIVR Tech</w:t>
             </w:r>
           </w:p>
         </w:tc>
@@ -2876,7 +2876,7 @@
                 <w:i w:val="0"/>
                 <w:sz w:val="15"/>
               </w:rPr>
-              <w:t>Tribe (verify); flow-down</w:t>
+              <w:t>Lumbee Tribe (verify); flow-down</w:t>
             </w:r>
           </w:p>
         </w:tc>
@@ -2943,7 +2943,7 @@
                 <w:i w:val="0"/>
                 <w:sz w:val="15"/>
               </w:rPr>
-              <w:t>Tribe</w:t>
+              <w:t>Lumbee Tribe</w:t>
             </w:r>
           </w:p>
         </w:tc>
@@ -3148,7 +3148,7 @@
                 <w:i w:val="0"/>
                 <w:sz w:val="15"/>
               </w:rPr>
-              <w:t>Tribe + NTIA</w:t>
+              <w:t>Lumbee Tribe + NTIA</w:t>
             </w:r>
           </w:p>
         </w:tc>
@@ -3215,7 +3215,7 @@
                 <w:i w:val="0"/>
                 <w:sz w:val="15"/>
               </w:rPr>
-              <w:t>Tribe + NTIA</w:t>
+              <w:t>Lumbee Tribe + NTIA</w:t>
             </w:r>
           </w:p>
         </w:tc>
@@ -3487,7 +3487,7 @@
                 <w:i w:val="0"/>
                 <w:sz w:val="15"/>
               </w:rPr>
-              <w:t>Tribe; RIVR Tech</w:t>
+              <w:t>Lumbee Tribe; RIVR Tech</w:t>
             </w:r>
           </w:p>
         </w:tc>
@@ -3556,7 +3556,7 @@
                 <w:i w:val="0"/>
                 <w:sz w:val="15"/>
               </w:rPr>
-              <w:t>Tribe; RIVR Tech</w:t>
+              <w:t>Lumbee Tribe; RIVR Tech</w:t>
             </w:r>
           </w:p>
         </w:tc>
@@ -3623,7 +3623,7 @@
                 <w:i w:val="0"/>
                 <w:sz w:val="15"/>
               </w:rPr>
-              <w:t>Tribe (with RIVR Tech data)</w:t>
+              <w:t>Lumbee Tribe (with RIVR Tech data)</w:t>
             </w:r>
           </w:p>
         </w:tc>
@@ -3692,7 +3692,7 @@
                 <w:i w:val="0"/>
                 <w:sz w:val="15"/>
               </w:rPr>
-              <w:t>Tribe; RIVR Tech</w:t>
+              <w:t>Lumbee Tribe; RIVR Tech</w:t>
             </w:r>
           </w:p>
         </w:tc>
@@ -3759,7 +3759,7 @@
                 <w:i w:val="0"/>
                 <w:sz w:val="15"/>
               </w:rPr>
-              <w:t>Tribe + NTIA instructions</w:t>
+              <w:t>Lumbee Tribe + NTIA instructions</w:t>
             </w:r>
           </w:p>
         </w:tc>
@@ -3828,7 +3828,7 @@
                 <w:i w:val="0"/>
                 <w:sz w:val="15"/>
               </w:rPr>
-              <w:t>Tribe + NTIA prior approval</w:t>
+              <w:t>Lumbee Tribe + NTIA prior approval</w:t>
             </w:r>
           </w:p>
         </w:tc>
@@ -3895,7 +3895,7 @@
                 <w:i w:val="0"/>
                 <w:sz w:val="15"/>
               </w:rPr>
-              <w:t>Tribe; RIVR Tech</w:t>
+              <w:t>Lumbee Tribe; RIVR Tech</w:t>
             </w:r>
           </w:p>
         </w:tc>
@@ -4031,7 +4031,7 @@
                 <w:i w:val="0"/>
                 <w:sz w:val="15"/>
               </w:rPr>
-              <w:t>Tribe + counsel + NTIA</w:t>
+              <w:t>Lumbee Tribe + counsel + NTIA</w:t>
             </w:r>
           </w:p>
         </w:tc>
@@ -4145,7 +4145,7 @@
           <w:b w:val="0"/>
           <w:i w:val="0"/>
         </w:rPr>
-        <w:t>Each Party acknowledges that it has read this Addendum, understands that the TBCP Award and 2 CFR Part 200 (Uniform Administrative Requirements, Cost Principles, and Audit Requirements for Federal Awards) control over any conflicting commercial term, and agrees to perform its obligations so as to preserve the Federal Interest in, and the Tribe’s title to, the Tribal Assets. This Addendum does not constitute legal or grant-compliance advice and remains subject to review by the Parties’ respective counsel and by NTIA.</w:t>
+        <w:t>Each Party acknowledges that it has read this Addendum, understands that the TBCP Award and 2 CFR Part 200 (Uniform Administrative Requirements, Cost Principles, and Audit Requirements for Federal Awards) control over any conflicting commercial term, and agrees to perform its obligations so as to preserve the Federal Interest in, and the Lumbee Tribe’s title to, the Tribal Assets. This Addendum does not constitute legal or grant-compliance advice and remains subject to review by the Parties’ respective counsel and by NTIA.</w:t>
       </w:r>
     </w:p>
     <w:p/>
